--- a/weekly-plans/PE-Weekly-Plan-Oct-26-30-2026-Floor-Hockey-Week-9.docx
+++ b/weekly-plans/PE-Weekly-Plan-Oct-26-30-2026-Floor-Hockey-Week-9.docx
@@ -205,1507 +205,6 @@
         <w:pStyle w:val="Heading2"/>
       </w:pPr>
       <w:r>
-        <w:t>Notes for teacher</w:t>
-      </w:r>
-    </w:p>
-    <w:p>
-      <w:pPr>
-        <w:pStyle w:val="ListBullet"/>
-      </w:pPr>
-      <w:r>
-        <w:rPr>
-          <w:rFonts w:ascii="Calibri" w:hAnsi="Calibri"/>
-          <w:b w:val="0"/>
-          <w:sz w:val="22"/>
-        </w:rPr>
-        <w:t xml:space="preserve">Playbook label checked on Oct 23, 2026 against the live October page: “Week 9 · October W4 · Oct 26–30 · lessons from the November plan”. The month focus line reads “floor hockey starts W4 (Oct 26–30)”. The four lessons are W4 · C1–C4. The playbook plans four 30-minute classes a week, so Friday is an apply / reassessment day, the same pattern as Weeks 6 and 8.</w:t>
-      </w:r>
-    </w:p>
-    <w:p>
-      <w:pPr>
-        <w:pStyle w:val="ListBullet"/>
-      </w:pPr>
-      <w:r>
-        <w:rPr>
-          <w:rFonts w:ascii="Calibri" w:hAnsi="Calibri"/>
-          <w:b w:val="0"/>
-          <w:sz w:val="22"/>
-        </w:rPr>
-        <w:t xml:space="preserve">Theme check: the playbook theme is floor hockey. It has no holiday content, and this plan keeps it that way. All game names are neutral.</w:t>
-      </w:r>
-    </w:p>
-    <w:p>
-      <w:pPr>
-        <w:pStyle w:val="ListBullet"/>
-      </w:pPr>
-      <w:r>
-        <w:rPr>
-          <w:rFonts w:ascii="Calibri" w:hAnsi="Calibri"/>
-          <w:b w:val="0"/>
-          <w:sz w:val="22"/>
-        </w:rPr>
-        <w:t xml:space="preserve">Outcomes are copied word for word from the new LearnAlberta Physical Education and Wellness K–6 data file. A fresh copy was downloaded from curriculum.learnalberta.ca on Oct 23, 2026. It is byte-for-byte the same as the Oct 11 copy used in Weeks 7 and 8, so the wording is verified for this week.</w:t>
-      </w:r>
-    </w:p>
-    <w:p>
-      <w:pPr>
-        <w:pStyle w:val="ListBullet"/>
-      </w:pPr>
-      <w:r>
-        <w:rPr>
-          <w:rFonts w:ascii="Calibri" w:hAnsi="Calibri"/>
-          <w:b w:val="0"/>
-          <w:sz w:val="22"/>
-        </w:rPr>
-        <w:t xml:space="preserve">Grade 6: the Grade 6 teamwork guiding question is about conflict resolution, which this week does not teach on purpose. Grade 6 fair play is cited under the Grade 6 structure outcome (rules, roles and modifying games for safety). Co-operation is still observed as the learner attribute “Co-operates with Others”.</w:t>
-      </w:r>
-    </w:p>
-    <w:p>
-      <w:pPr>
-        <w:pStyle w:val="ListBullet"/>
-      </w:pPr>
-      <w:r>
-        <w:rPr>
-          <w:rFonts w:ascii="Calibri" w:hAnsi="Calibri"/>
-          <w:b w:val="0"/>
-          <w:sz w:val="22"/>
-        </w:rPr>
-        <w:t xml:space="preserve">Safety outcomes are cited for Grades 3–6 this week because stick rules are taught and assessed (Criteria 1 and 4). Grades 1–2 safety is cited under spatial awareness (stopping on signal, moving safely), because the Grade 1–2 Safety outcomes are about personal boundaries and consent, which are not taught here.</w:t>
-      </w:r>
-    </w:p>
-    <w:p>
-      <w:pPr>
-        <w:pStyle w:val="ListBullet"/>
-      </w:pPr>
-      <w:r>
-        <w:rPr>
-          <w:rFonts w:ascii="Calibri" w:hAnsi="Calibri"/>
-          <w:b w:val="0"/>
-          <w:sz w:val="22"/>
-        </w:rPr>
-        <w:t xml:space="preserve">Library warm-ups (Old Grey Cat, I See I See What Do You See, Sneak &amp; React, Spin the Pin Tag &amp; Cone Flip Mixer, Rope Hoop Scoop, Mooshake) carry their own outcome tags in the PE Games Library. They support the lesson but are not assessed this week.</w:t>
-      </w:r>
-    </w:p>
-    <w:p>
-      <w:pPr>
-        <w:pStyle w:val="ListBullet"/>
-      </w:pPr>
-      <w:r>
-        <w:rPr>
-          <w:rFonts w:ascii="Calibri" w:hAnsi="Calibri"/>
-          <w:b w:val="0"/>
-          <w:sz w:val="22"/>
-        </w:rPr>
-        <w:t xml:space="preserve">Not used this week: NitroBall 2.0, Jump Shot Handball and Fire the Cannons (new library games) do not fit a floor-hockey week. Save them for the net/wall, handball or throwing units.</w:t>
-      </w:r>
-    </w:p>
-    <w:p>
-      <w:pPr>
-        <w:pStyle w:val="ListBullet"/>
-      </w:pPr>
-      <w:r>
-        <w:rPr>
-          <w:rFonts w:ascii="Calibri" w:hAnsi="Calibri"/>
-          <w:b w:val="0"/>
-          <w:sz w:val="22"/>
-        </w:rPr>
-        <w:t xml:space="preserve">Equipment: use floor-hockey sticks with plastic blades and soft hockey balls or light foam pucks. Check every blade before class. Remove any cracked blade or stick with sharp edges.</w:t>
-      </w:r>
-    </w:p>
-    <w:p>
-      <w:pPr>
-        <w:pStyle w:val="ListBullet"/>
-      </w:pPr>
-      <w:r>
-        <w:rPr>
-          <w:rFonts w:ascii="Calibri" w:hAnsi="Calibri"/>
-          <w:b w:val="0"/>
-          <w:sz w:val="22"/>
-        </w:rPr>
-        <w:t xml:space="preserve">EIPS 2026–27 reporting pilot levels are used in the rubric (no percentages). EIPS will decide the 2027–28 scale in June 2027.</w:t>
-      </w:r>
-    </w:p>
-    <w:p>
-      <w:pPr>
-        <w:pStyle w:val="Heading2"/>
-      </w:pPr>
-      <w:r>
-        <w:t>Curriculum outcomes (Physical Education and Wellness K–6, word for word)</w:t>
-      </w:r>
-    </w:p>
-    <w:p>
-      <w:r>
-        <w:rPr>
-          <w:rFonts w:ascii="Calibri" w:hAnsi="Calibri"/>
-          <w:b w:val="0"/>
-          <w:sz w:val="22"/>
-        </w:rPr>
-        <w:t xml:space="preserve">Source: new LearnAlberta, Physical Education and Wellness K–6, in effect 2026–27 (data file re-downloaded and checked Oct 23, 2026). Codes in brackets are LearnAlberta’s internal codes. The Learning Outcome is what you assess and report; the KUSP lines show the part this week teaches.</w:t>
-      </w:r>
-    </w:p>
-    <w:p>
-      <w:r>
-        <w:rPr>
-          <w:rFonts w:ascii="Calibri" w:hAnsi="Calibri"/>
-          <w:sz w:val="22"/>
-        </w:rPr>
-        <w:t xml:space="preserve">Check wording: </w:t>
-      </w:r>
-      <w:hyperlink r:id="rId15">
-        <w:r>
-          <w:rPr>
-            <w:color w:val="0563C1"/>
-            <w:u w:val="single"/>
-            <w:sz w:val="22"/>
-            <w:rFonts w:ascii="Calibri" w:hAnsi="Calibri"/>
-          </w:rPr>
-          <w:t xml:space="preserve">LearnAlberta — Physical Education and Wellness K–6</w:t>
-        </w:r>
-      </w:hyperlink>
-    </w:p>
-    <w:p>
-      <w:pPr>
-        <w:pStyle w:val="Heading3"/>
-      </w:pPr>
-      <w:r>
-        <w:t>Grades 1–2</w:t>
-      </w:r>
-    </w:p>
-    <w:p>
-      <w:r>
-        <w:rPr>
-          <w:rFonts w:ascii="Calibri" w:hAnsi="Calibri"/>
-          <w:b/>
-          <w:sz w:val="22"/>
-        </w:rPr>
-        <w:t xml:space="preserve">Physical Education and Wellness, Grade 1</w:t>
-      </w:r>
-    </w:p>
-    <w:p>
-      <w:pPr>
-        <w:pStyle w:val="ListBullet"/>
-      </w:pPr>
-      <w:r>
-        <w:rPr>
-          <w:rFonts w:ascii="Calibri" w:hAnsi="Calibri"/>
-          <w:b w:val="0"/>
-          <w:sz w:val="22"/>
-        </w:rPr>
-        <w:t xml:space="preserve">Organizing Idea: Movement Skill Development: Developing physical literacy through movement and active living supports well-being across a lifespan.</w:t>
-      </w:r>
-    </w:p>
-    <w:p>
-      <w:pPr>
-        <w:pStyle w:val="ListBullet"/>
-      </w:pPr>
-      <w:r>
-        <w:rPr>
-          <w:rFonts w:ascii="Calibri" w:hAnsi="Calibri"/>
-          <w:b w:val="0"/>
-          <w:sz w:val="22"/>
-        </w:rPr>
-        <w:t xml:space="preserve">Guiding Question: How might awareness of the surroundings impact movement?</w:t>
-      </w:r>
-    </w:p>
-    <w:p>
-      <w:pPr>
-        <w:pStyle w:val="ListBullet"/>
-      </w:pPr>
-      <w:r>
-        <w:rPr>
-          <w:rFonts w:ascii="Calibri" w:hAnsi="Calibri"/>
-          <w:b w:val="0"/>
-          <w:sz w:val="22"/>
-        </w:rPr>
-        <w:t xml:space="preserve">Learning Outcome: Students demonstrate how movement can support different types of physical activity. [PDE1-OI2-GQ2-LO1]</w:t>
-      </w:r>
-    </w:p>
-    <w:p>
-      <w:pPr>
-        <w:pStyle w:val="ListBullet"/>
-      </w:pPr>
-      <w:r>
-        <w:rPr>
-          <w:rFonts w:ascii="Calibri" w:hAnsi="Calibri"/>
-          <w:b w:val="0"/>
-          <w:sz w:val="22"/>
-        </w:rPr>
-        <w:t xml:space="preserve">KUSP focus this week: Knowledge: “Object manipulation can occur in a variety of ways, such as • sending objects, including pushing, throwing, and kicking • receiving objects, including catching • retaining objects, including trapping and carrying”; Understanding: “Object manipulation is the ability to control and handle objects with the body.”; Skills &amp; Procedures: “Demonstrate a variety of object-manipulation skills.”</w:t>
-      </w:r>
-    </w:p>
-    <w:p>
-      <w:r>
-        <w:rPr>
-          <w:rFonts w:ascii="Calibri" w:hAnsi="Calibri"/>
-          <w:b w:val="0"/>
-          <w:i/>
-          <w:sz w:val="22"/>
-        </w:rPr>
-        <w:t xml:space="preserve">Used for: stick on the floor (Mon), dribble in a space (Tue), push-pass and trap (Wed).</w:t>
-      </w:r>
-    </w:p>
-    <w:p>
-      <w:r>
-        <w:rPr>
-          <w:rFonts w:ascii="Calibri" w:hAnsi="Calibri"/>
-          <w:b/>
-          <w:sz w:val="22"/>
-        </w:rPr>
-        <w:t xml:space="preserve">Physical Education and Wellness, Grade 1</w:t>
-      </w:r>
-    </w:p>
-    <w:p>
-      <w:pPr>
-        <w:pStyle w:val="ListBullet"/>
-      </w:pPr>
-      <w:r>
-        <w:rPr>
-          <w:rFonts w:ascii="Calibri" w:hAnsi="Calibri"/>
-          <w:b w:val="0"/>
-          <w:sz w:val="22"/>
-        </w:rPr>
-        <w:t xml:space="preserve">Organizing Idea: Movement Skill Development: Developing physical literacy through movement and active living supports well-being across a lifespan.</w:t>
-      </w:r>
-    </w:p>
-    <w:p>
-      <w:pPr>
-        <w:pStyle w:val="ListBullet"/>
-      </w:pPr>
-      <w:r>
-        <w:rPr>
-          <w:rFonts w:ascii="Calibri" w:hAnsi="Calibri"/>
-          <w:b w:val="0"/>
-          <w:sz w:val="22"/>
-        </w:rPr>
-        <w:t xml:space="preserve">Guiding Question: How can fair play contribute to engagement in physical activity?</w:t>
-      </w:r>
-    </w:p>
-    <w:p>
-      <w:pPr>
-        <w:pStyle w:val="ListBullet"/>
-      </w:pPr>
-      <w:r>
-        <w:rPr>
-          <w:rFonts w:ascii="Calibri" w:hAnsi="Calibri"/>
-          <w:b w:val="0"/>
-          <w:sz w:val="22"/>
-        </w:rPr>
-        <w:t xml:space="preserve">Learning Outcome: Students demonstrate fair play and support engagement in a variety of physical activities. [PDE1-OI2-GQ3-LO1]</w:t>
-      </w:r>
-    </w:p>
-    <w:p>
-      <w:pPr>
-        <w:pStyle w:val="ListBullet"/>
-      </w:pPr>
-      <w:r>
-        <w:rPr>
-          <w:rFonts w:ascii="Calibri" w:hAnsi="Calibri"/>
-          <w:b w:val="0"/>
-          <w:sz w:val="22"/>
-        </w:rPr>
-        <w:t xml:space="preserve">KUSP focus this week: Knowledge: “Fair-play practices include • respecting rules • taking turns • acknowledging success of others • encouraging others”; Skills &amp; Procedures: “Demonstrate practices that support fair play.”</w:t>
-      </w:r>
-    </w:p>
-    <w:p>
-      <w:r>
-        <w:rPr>
-          <w:rFonts w:ascii="Calibri" w:hAnsi="Calibri"/>
-          <w:b w:val="0"/>
-          <w:i/>
-          <w:sz w:val="22"/>
-        </w:rPr>
-        <w:t xml:space="preserve">Used for: class hockey promises, taking turns and sticks down on the whistle (Thu, Fri).</w:t>
-      </w:r>
-    </w:p>
-    <w:p>
-      <w:r>
-        <w:rPr>
-          <w:rFonts w:ascii="Calibri" w:hAnsi="Calibri"/>
-          <w:b/>
-          <w:sz w:val="22"/>
-        </w:rPr>
-        <w:t xml:space="preserve">Physical Education and Wellness, Grade 1</w:t>
-      </w:r>
-    </w:p>
-    <w:p>
-      <w:pPr>
-        <w:pStyle w:val="ListBullet"/>
-      </w:pPr>
-      <w:r>
-        <w:rPr>
-          <w:rFonts w:ascii="Calibri" w:hAnsi="Calibri"/>
-          <w:b w:val="0"/>
-          <w:sz w:val="22"/>
-        </w:rPr>
-        <w:t xml:space="preserve">Organizing Idea: Movement Skill Development: Developing physical literacy through movement and active living supports well-being across a lifespan.</w:t>
-      </w:r>
-    </w:p>
-    <w:p>
-      <w:pPr>
-        <w:pStyle w:val="ListBullet"/>
-      </w:pPr>
-      <w:r>
-        <w:rPr>
-          <w:rFonts w:ascii="Calibri" w:hAnsi="Calibri"/>
-          <w:b w:val="0"/>
-          <w:sz w:val="22"/>
-        </w:rPr>
-        <w:t xml:space="preserve">Guiding Question: How might awareness of the surroundings impact movement?</w:t>
-      </w:r>
-    </w:p>
-    <w:p>
-      <w:pPr>
-        <w:pStyle w:val="ListBullet"/>
-      </w:pPr>
-      <w:r>
-        <w:rPr>
-          <w:rFonts w:ascii="Calibri" w:hAnsi="Calibri"/>
-          <w:b w:val="0"/>
-          <w:sz w:val="22"/>
-        </w:rPr>
-        <w:t xml:space="preserve">Learning Outcome: Students exhibit spatial awareness during a variety of physical activities. [PDE1-OI2-GQ1-LO1]</w:t>
-      </w:r>
-    </w:p>
-    <w:p>
-      <w:pPr>
-        <w:pStyle w:val="ListBullet"/>
-      </w:pPr>
-      <w:r>
-        <w:rPr>
-          <w:rFonts w:ascii="Calibri" w:hAnsi="Calibri"/>
-          <w:b w:val="0"/>
-          <w:sz w:val="22"/>
-        </w:rPr>
-        <w:t xml:space="preserve">KUSP focus this week: Knowledge: “Responses that support movement through general space include • adjusting location and distance • demonstrating control • stopping on signal • moving safely”; Skills &amp; Procedures: “Demonstrate appropriate responses to environmental cues.”</w:t>
-      </w:r>
-    </w:p>
-    <w:p>
-      <w:r>
-        <w:rPr>
-          <w:rFonts w:ascii="Calibri" w:hAnsi="Calibri"/>
-          <w:b w:val="0"/>
-          <w:i/>
-          <w:sz w:val="22"/>
-        </w:rPr>
-        <w:t xml:space="preserve">Used for: stopping on the signal with a stick, spacing and moving safely (all week).</w:t>
-      </w:r>
-    </w:p>
-    <w:p>
-      <w:r>
-        <w:rPr>
-          <w:rFonts w:ascii="Calibri" w:hAnsi="Calibri"/>
-          <w:b/>
-          <w:sz w:val="22"/>
-        </w:rPr>
-        <w:t xml:space="preserve">Physical Education and Wellness, Grade 2</w:t>
-      </w:r>
-    </w:p>
-    <w:p>
-      <w:pPr>
-        <w:pStyle w:val="ListBullet"/>
-      </w:pPr>
-      <w:r>
-        <w:rPr>
-          <w:rFonts w:ascii="Calibri" w:hAnsi="Calibri"/>
-          <w:b w:val="0"/>
-          <w:sz w:val="22"/>
-        </w:rPr>
-        <w:t xml:space="preserve">Organizing Idea: Movement Skill Development: Developing physical literacy through movement and active living supports well-being across a lifespan.</w:t>
-      </w:r>
-    </w:p>
-    <w:p>
-      <w:pPr>
-        <w:pStyle w:val="ListBullet"/>
-      </w:pPr>
-      <w:r>
-        <w:rPr>
-          <w:rFonts w:ascii="Calibri" w:hAnsi="Calibri"/>
-          <w:b w:val="0"/>
-          <w:sz w:val="22"/>
-        </w:rPr>
-        <w:t xml:space="preserve">Guiding Question: How are awareness and movement connected?</w:t>
-      </w:r>
-    </w:p>
-    <w:p>
-      <w:pPr>
-        <w:pStyle w:val="ListBullet"/>
-      </w:pPr>
-      <w:r>
-        <w:rPr>
-          <w:rFonts w:ascii="Calibri" w:hAnsi="Calibri"/>
-          <w:b w:val="0"/>
-          <w:sz w:val="22"/>
-        </w:rPr>
-        <w:t xml:space="preserve">Learning Outcome: Students modify movement to improve control and efficiency. [PDE2-OI2-GQ2-LO1]</w:t>
-      </w:r>
-    </w:p>
-    <w:p>
-      <w:pPr>
-        <w:pStyle w:val="ListBullet"/>
-      </w:pPr>
-      <w:r>
-        <w:rPr>
-          <w:rFonts w:ascii="Calibri" w:hAnsi="Calibri"/>
-          <w:b w:val="0"/>
-          <w:sz w:val="22"/>
-        </w:rPr>
-        <w:t xml:space="preserve">KUSP focus this week: Knowledge: “The preparation phase or ready position includes • facing the target • establishing a stable position • finding a lower centre of gravity”; Skills &amp; Procedures: “Participate in repeated practice for skill development.”</w:t>
-      </w:r>
-    </w:p>
-    <w:p>
-      <w:r>
-        <w:rPr>
-          <w:rFonts w:ascii="Calibri" w:hAnsi="Calibri"/>
-          <w:b w:val="0"/>
-          <w:i/>
-          <w:sz w:val="22"/>
-        </w:rPr>
-        <w:t xml:space="preserve">Used for: ready position with the blade down, dribbling and push-passing (Mon–Wed).</w:t>
-      </w:r>
-    </w:p>
-    <w:p>
-      <w:r>
-        <w:rPr>
-          <w:rFonts w:ascii="Calibri" w:hAnsi="Calibri"/>
-          <w:b/>
-          <w:sz w:val="22"/>
-        </w:rPr>
-        <w:t xml:space="preserve">Physical Education and Wellness, Grade 2</w:t>
-      </w:r>
-    </w:p>
-    <w:p>
-      <w:pPr>
-        <w:pStyle w:val="ListBullet"/>
-      </w:pPr>
-      <w:r>
-        <w:rPr>
-          <w:rFonts w:ascii="Calibri" w:hAnsi="Calibri"/>
-          <w:b w:val="0"/>
-          <w:sz w:val="22"/>
-        </w:rPr>
-        <w:t xml:space="preserve">Organizing Idea: Movement Skill Development: Developing physical literacy through movement and active living supports well-being across a lifespan.</w:t>
-      </w:r>
-    </w:p>
-    <w:p>
-      <w:pPr>
-        <w:pStyle w:val="ListBullet"/>
-      </w:pPr>
-      <w:r>
-        <w:rPr>
-          <w:rFonts w:ascii="Calibri" w:hAnsi="Calibri"/>
-          <w:b w:val="0"/>
-          <w:sz w:val="22"/>
-        </w:rPr>
-        <w:t xml:space="preserve">Guiding Question: How can teamwork support participation, safety, and enjoyment?</w:t>
-      </w:r>
-    </w:p>
-    <w:p>
-      <w:pPr>
-        <w:pStyle w:val="ListBullet"/>
-      </w:pPr>
-      <w:r>
-        <w:rPr>
-          <w:rFonts w:ascii="Calibri" w:hAnsi="Calibri"/>
-          <w:b w:val="0"/>
-          <w:sz w:val="22"/>
-        </w:rPr>
-        <w:t xml:space="preserve">Learning Outcome: Students demonstrate teamwork and support participation in a variety of physical activities. [PDE2-OI2-GQ3-LO1]</w:t>
-      </w:r>
-    </w:p>
-    <w:p>
-      <w:pPr>
-        <w:pStyle w:val="ListBullet"/>
-      </w:pPr>
-      <w:r>
-        <w:rPr>
-          <w:rFonts w:ascii="Calibri" w:hAnsi="Calibri"/>
-          <w:b w:val="0"/>
-          <w:sz w:val="22"/>
-        </w:rPr>
-        <w:t xml:space="preserve">KUSP focus this week: Knowledge: “Behaviours that support participation include • using fair-play practices • respecting others • supporting others • using kind language”; Skills &amp; Procedures: “Display behaviours that support participation, safety, and participant enjoyment.”</w:t>
-      </w:r>
-    </w:p>
-    <w:p>
-      <w:r>
-        <w:rPr>
-          <w:rFonts w:ascii="Calibri" w:hAnsi="Calibri"/>
-          <w:b w:val="0"/>
-          <w:i/>
-          <w:sz w:val="22"/>
-        </w:rPr>
-        <w:t xml:space="preserve">Used for: hockey promises and fair turns (Thu, Fri).</w:t>
-      </w:r>
-    </w:p>
-    <w:p>
-      <w:r>
-        <w:rPr>
-          <w:rFonts w:ascii="Calibri" w:hAnsi="Calibri"/>
-          <w:b/>
-          <w:sz w:val="22"/>
-        </w:rPr>
-        <w:t xml:space="preserve">Physical Education and Wellness, Grade 2</w:t>
-      </w:r>
-    </w:p>
-    <w:p>
-      <w:pPr>
-        <w:pStyle w:val="ListBullet"/>
-      </w:pPr>
-      <w:r>
-        <w:rPr>
-          <w:rFonts w:ascii="Calibri" w:hAnsi="Calibri"/>
-          <w:b w:val="0"/>
-          <w:sz w:val="22"/>
-        </w:rPr>
-        <w:t xml:space="preserve">Organizing Idea: Movement Skill Development: Developing physical literacy through movement and active living supports well-being across a lifespan.</w:t>
-      </w:r>
-    </w:p>
-    <w:p>
-      <w:pPr>
-        <w:pStyle w:val="ListBullet"/>
-      </w:pPr>
-      <w:r>
-        <w:rPr>
-          <w:rFonts w:ascii="Calibri" w:hAnsi="Calibri"/>
-          <w:b w:val="0"/>
-          <w:sz w:val="22"/>
-        </w:rPr>
-        <w:t xml:space="preserve">Guiding Question: How are awareness and movement connected?</w:t>
-      </w:r>
-    </w:p>
-    <w:p>
-      <w:pPr>
-        <w:pStyle w:val="ListBullet"/>
-      </w:pPr>
-      <w:r>
-        <w:rPr>
-          <w:rFonts w:ascii="Calibri" w:hAnsi="Calibri"/>
-          <w:b w:val="0"/>
-          <w:sz w:val="22"/>
-        </w:rPr>
-        <w:t xml:space="preserve">Learning Outcome: Students refine and apply spatial awareness across a variety of physical activity contexts. [PDE2-OI2-GQ1-LO1]</w:t>
-      </w:r>
-    </w:p>
-    <w:p>
-      <w:pPr>
-        <w:pStyle w:val="ListBullet"/>
-      </w:pPr>
-      <w:r>
-        <w:rPr>
-          <w:rFonts w:ascii="Calibri" w:hAnsi="Calibri"/>
-          <w:b w:val="0"/>
-          <w:sz w:val="22"/>
-        </w:rPr>
-        <w:t xml:space="preserve">KUSP focus this week: Skills &amp; Procedures: “Scan and assess surroundings to support spatial awareness.”</w:t>
-      </w:r>
-    </w:p>
-    <w:p>
-      <w:r>
-        <w:rPr>
-          <w:rFonts w:ascii="Calibri" w:hAnsi="Calibri"/>
-          <w:b w:val="0"/>
-          <w:i/>
-          <w:sz w:val="22"/>
-        </w:rPr>
-        <w:t xml:space="preserve">Used for: head-up dribbling and spacing while others stick-handle (Tue, all week).</w:t>
-      </w:r>
-    </w:p>
-    <w:p>
-      <w:pPr>
-        <w:pStyle w:val="Heading3"/>
-      </w:pPr>
-      <w:r>
-        <w:t>Grades 3–4</w:t>
-      </w:r>
-    </w:p>
-    <w:p>
-      <w:r>
-        <w:rPr>
-          <w:rFonts w:ascii="Calibri" w:hAnsi="Calibri"/>
-          <w:b/>
-          <w:sz w:val="22"/>
-        </w:rPr>
-        <w:t xml:space="preserve">Physical Education and Wellness, Grade 3</w:t>
-      </w:r>
-    </w:p>
-    <w:p>
-      <w:pPr>
-        <w:pStyle w:val="ListBullet"/>
-      </w:pPr>
-      <w:r>
-        <w:rPr>
-          <w:rFonts w:ascii="Calibri" w:hAnsi="Calibri"/>
-          <w:b w:val="0"/>
-          <w:sz w:val="22"/>
-        </w:rPr>
-        <w:t xml:space="preserve">Organizing Idea: Movement Skill Development: Developing physical literacy through movement and active living supports well-being across a lifespan.</w:t>
-      </w:r>
-    </w:p>
-    <w:p>
-      <w:pPr>
-        <w:pStyle w:val="ListBullet"/>
-      </w:pPr>
-      <w:r>
-        <w:rPr>
-          <w:rFonts w:ascii="Calibri" w:hAnsi="Calibri"/>
-          <w:b w:val="0"/>
-          <w:sz w:val="22"/>
-        </w:rPr>
-        <w:t xml:space="preserve">Guiding Question: How can elements of movement support movement competence?</w:t>
-      </w:r>
-    </w:p>
-    <w:p>
-      <w:pPr>
-        <w:pStyle w:val="ListBullet"/>
-      </w:pPr>
-      <w:r>
-        <w:rPr>
-          <w:rFonts w:ascii="Calibri" w:hAnsi="Calibri"/>
-          <w:b w:val="0"/>
-          <w:sz w:val="22"/>
-        </w:rPr>
-        <w:t xml:space="preserve">Learning Outcome: Students investigate and demonstrate how elements of movement support physical activity. [PDE3-OI2-GQ2-LO1]</w:t>
-      </w:r>
-    </w:p>
-    <w:p>
-      <w:pPr>
-        <w:pStyle w:val="ListBullet"/>
-      </w:pPr>
-      <w:r>
-        <w:rPr>
-          <w:rFonts w:ascii="Calibri" w:hAnsi="Calibri"/>
-          <w:b w:val="0"/>
-          <w:sz w:val="22"/>
-        </w:rPr>
-        <w:t xml:space="preserve">KUSP focus this week: Knowledge: “Object-manipulation movements involve • sending objects, including punting and striking • retaining objects, including cradling • receiving objects, including catching and collecting”; Knowledge: “Force involves a push or a pull and can be strong or light.”; Skills &amp; Procedures: “Apply movement elements when engaging in physical activity.”</w:t>
-      </w:r>
-    </w:p>
-    <w:p>
-      <w:r>
-        <w:rPr>
-          <w:rFonts w:ascii="Calibri" w:hAnsi="Calibri"/>
-          <w:b w:val="0"/>
-          <w:i/>
-          <w:sz w:val="22"/>
-        </w:rPr>
-        <w:t xml:space="preserve">Used for: stick on the floor, dribbling and the push-pass (a light push, not a slap) (Mon–Wed).</w:t>
-      </w:r>
-    </w:p>
-    <w:p>
-      <w:r>
-        <w:rPr>
-          <w:rFonts w:ascii="Calibri" w:hAnsi="Calibri"/>
-          <w:b/>
-          <w:sz w:val="22"/>
-        </w:rPr>
-        <w:t xml:space="preserve">Physical Education and Wellness, Grade 3</w:t>
-      </w:r>
-    </w:p>
-    <w:p>
-      <w:pPr>
-        <w:pStyle w:val="ListBullet"/>
-      </w:pPr>
-      <w:r>
-        <w:rPr>
-          <w:rFonts w:ascii="Calibri" w:hAnsi="Calibri"/>
-          <w:b w:val="0"/>
-          <w:sz w:val="22"/>
-        </w:rPr>
-        <w:t xml:space="preserve">Organizing Idea: Movement Skill Development: Developing physical literacy through movement and active living supports well-being across a lifespan.</w:t>
-      </w:r>
-    </w:p>
-    <w:p>
-      <w:pPr>
-        <w:pStyle w:val="ListBullet"/>
-      </w:pPr>
-      <w:r>
-        <w:rPr>
-          <w:rFonts w:ascii="Calibri" w:hAnsi="Calibri"/>
-          <w:b w:val="0"/>
-          <w:sz w:val="22"/>
-        </w:rPr>
-        <w:t xml:space="preserve">Guiding Question: How can teamwork support positive interactions?</w:t>
-      </w:r>
-    </w:p>
-    <w:p>
-      <w:pPr>
-        <w:pStyle w:val="ListBullet"/>
-      </w:pPr>
-      <w:r>
-        <w:rPr>
-          <w:rFonts w:ascii="Calibri" w:hAnsi="Calibri"/>
-          <w:b w:val="0"/>
-          <w:sz w:val="22"/>
-        </w:rPr>
-        <w:t xml:space="preserve">Learning Outcome: Students identify and demonstrate how teamwork supports positive interactions during physical activity. [PDE3-OI2-GQ3-LO1]</w:t>
-      </w:r>
-    </w:p>
-    <w:p>
-      <w:pPr>
-        <w:pStyle w:val="ListBullet"/>
-      </w:pPr>
-      <w:r>
-        <w:rPr>
-          <w:rFonts w:ascii="Calibri" w:hAnsi="Calibri"/>
-          <w:b w:val="0"/>
-          <w:sz w:val="22"/>
-        </w:rPr>
-        <w:t xml:space="preserve">KUSP focus this week: Understanding: “Encouragement of others can support positive interactions during physical activities.”; Skills &amp; Procedures: “Engage in positive interactions that support teamwork.”</w:t>
-      </w:r>
-    </w:p>
-    <w:p>
-      <w:r>
-        <w:rPr>
-          <w:rFonts w:ascii="Calibri" w:hAnsi="Calibri"/>
-          <w:b w:val="0"/>
-          <w:i/>
-          <w:sz w:val="22"/>
-        </w:rPr>
-        <w:t xml:space="preserve">Used for: hockey promises, encouraging teammates and fair turns (Thu, Fri).</w:t>
-      </w:r>
-    </w:p>
-    <w:p>
-      <w:r>
-        <w:rPr>
-          <w:rFonts w:ascii="Calibri" w:hAnsi="Calibri"/>
-          <w:b/>
-          <w:sz w:val="22"/>
-        </w:rPr>
-        <w:t xml:space="preserve">Physical Education and Wellness, Grade 3</w:t>
-      </w:r>
-    </w:p>
-    <w:p>
-      <w:pPr>
-        <w:pStyle w:val="ListBullet"/>
-      </w:pPr>
-      <w:r>
-        <w:rPr>
-          <w:rFonts w:ascii="Calibri" w:hAnsi="Calibri"/>
-          <w:b w:val="0"/>
-          <w:sz w:val="22"/>
-        </w:rPr>
-        <w:t xml:space="preserve">Organizing Idea: Safety: A lifetime of optimal well-being is supported by prioritizing health and safety.</w:t>
-      </w:r>
-    </w:p>
-    <w:p>
-      <w:pPr>
-        <w:pStyle w:val="ListBullet"/>
-      </w:pPr>
-      <w:r>
-        <w:rPr>
-          <w:rFonts w:ascii="Calibri" w:hAnsi="Calibri"/>
-          <w:b w:val="0"/>
-          <w:sz w:val="22"/>
-        </w:rPr>
-        <w:t xml:space="preserve">Guiding Question: How is safety connected to health?</w:t>
-      </w:r>
-    </w:p>
-    <w:p>
-      <w:pPr>
-        <w:pStyle w:val="ListBullet"/>
-      </w:pPr>
-      <w:r>
-        <w:rPr>
-          <w:rFonts w:ascii="Calibri" w:hAnsi="Calibri"/>
-          <w:b w:val="0"/>
-          <w:sz w:val="22"/>
-        </w:rPr>
-        <w:t xml:space="preserve">Learning Outcome: Students investigate and explain safety and its correlation to health. [PDE3-OI4-GQ1-LO1]</w:t>
-      </w:r>
-    </w:p>
-    <w:p>
-      <w:pPr>
-        <w:pStyle w:val="ListBullet"/>
-      </w:pPr>
-      <w:r>
-        <w:rPr>
-          <w:rFonts w:ascii="Calibri" w:hAnsi="Calibri"/>
-          <w:b w:val="0"/>
-          <w:sz w:val="22"/>
-        </w:rPr>
-        <w:t xml:space="preserve">KUSP focus this week: Knowledge: “Specific rules or guidelines can • determine a course of action • prevent accidents • protect safety of self and others”; Understanding: “Rules and guidelines can promote safety in various contexts.”; Skills &amp; Procedures: “Explain the function or purpose of specific rules or guidelines within various contexts.”</w:t>
-      </w:r>
-    </w:p>
-    <w:p>
-      <w:r>
-        <w:rPr>
-          <w:rFonts w:ascii="Calibri" w:hAnsi="Calibri"/>
-          <w:b w:val="0"/>
-          <w:i/>
-          <w:sz w:val="22"/>
-        </w:rPr>
-        <w:t xml:space="preserve">Used for: stick rules (blade below the knee, no slapshot, sticks down on the whistle) and why they prevent accidents (all week).</w:t>
-      </w:r>
-    </w:p>
-    <w:p>
-      <w:r>
-        <w:rPr>
-          <w:rFonts w:ascii="Calibri" w:hAnsi="Calibri"/>
-          <w:b/>
-          <w:sz w:val="22"/>
-        </w:rPr>
-        <w:t xml:space="preserve">Physical Education and Wellness, Grade 4</w:t>
-      </w:r>
-    </w:p>
-    <w:p>
-      <w:pPr>
-        <w:pStyle w:val="ListBullet"/>
-      </w:pPr>
-      <w:r>
-        <w:rPr>
-          <w:rFonts w:ascii="Calibri" w:hAnsi="Calibri"/>
-          <w:b w:val="0"/>
-          <w:sz w:val="22"/>
-        </w:rPr>
-        <w:t xml:space="preserve">Organizing Idea: Movement Skill Development: Developing physical literacy through movement and active living supports well-being across a lifespan.</w:t>
-      </w:r>
-    </w:p>
-    <w:p>
-      <w:pPr>
-        <w:pStyle w:val="ListBullet"/>
-      </w:pPr>
-      <w:r>
-        <w:rPr>
-          <w:rFonts w:ascii="Calibri" w:hAnsi="Calibri"/>
-          <w:b w:val="0"/>
-          <w:sz w:val="22"/>
-        </w:rPr>
-        <w:t xml:space="preserve">Guiding Question: How can elements of movement support active living?</w:t>
-      </w:r>
-    </w:p>
-    <w:p>
-      <w:pPr>
-        <w:pStyle w:val="ListBullet"/>
-      </w:pPr>
-      <w:r>
-        <w:rPr>
-          <w:rFonts w:ascii="Calibri" w:hAnsi="Calibri"/>
-          <w:b w:val="0"/>
-          <w:sz w:val="22"/>
-        </w:rPr>
-        <w:t xml:space="preserve">Learning Outcome: Students integrate and experiment with elements of movement to support physical activity. [PDE4-OI2-GQ2-LO1]</w:t>
-      </w:r>
-    </w:p>
-    <w:p>
-      <w:pPr>
-        <w:pStyle w:val="ListBullet"/>
-      </w:pPr>
-      <w:r>
-        <w:rPr>
-          <w:rFonts w:ascii="Calibri" w:hAnsi="Calibri"/>
-          <w:b w:val="0"/>
-          <w:sz w:val="22"/>
-        </w:rPr>
-        <w:t xml:space="preserve">KUSP focus this week: Knowledge: “Object-manipulation movements involve • sending objects, including volleying • retaining objects, including dribbling • receiving objects, including catching and collecting”; Understanding: “Elements of movement can be manipulated to improve accuracy and control.”; Skills &amp; Procedures: “Perform elements of movement when receiving, sending, and retaining an object, using various parts of the body and equipment.”</w:t>
-      </w:r>
-    </w:p>
-    <w:p>
-      <w:r>
-        <w:rPr>
-          <w:rFonts w:ascii="Calibri" w:hAnsi="Calibri"/>
-          <w:b w:val="0"/>
-          <w:i/>
-          <w:sz w:val="22"/>
-        </w:rPr>
-        <w:t xml:space="preserve">Used for: dribbling, push-passing and trapping with the stick (Mon–Wed).</w:t>
-      </w:r>
-    </w:p>
-    <w:p>
-      <w:r>
-        <w:rPr>
-          <w:rFonts w:ascii="Calibri" w:hAnsi="Calibri"/>
-          <w:b/>
-          <w:sz w:val="22"/>
-        </w:rPr>
-        <w:t xml:space="preserve">Physical Education and Wellness, Grade 4</w:t>
-      </w:r>
-    </w:p>
-    <w:p>
-      <w:pPr>
-        <w:pStyle w:val="ListBullet"/>
-      </w:pPr>
-      <w:r>
-        <w:rPr>
-          <w:rFonts w:ascii="Calibri" w:hAnsi="Calibri"/>
-          <w:b w:val="0"/>
-          <w:sz w:val="22"/>
-        </w:rPr>
-        <w:t xml:space="preserve">Organizing Idea: Movement Skill Development: Developing physical literacy through movement and active living supports well-being across a lifespan.</w:t>
-      </w:r>
-    </w:p>
-    <w:p>
-      <w:pPr>
-        <w:pStyle w:val="ListBullet"/>
-      </w:pPr>
-      <w:r>
-        <w:rPr>
-          <w:rFonts w:ascii="Calibri" w:hAnsi="Calibri"/>
-          <w:b w:val="0"/>
-          <w:sz w:val="22"/>
-        </w:rPr>
-        <w:t xml:space="preserve">Guiding Question: How can teamwork enhance participation in physical activity?</w:t>
-      </w:r>
-    </w:p>
-    <w:p>
-      <w:pPr>
-        <w:pStyle w:val="ListBullet"/>
-      </w:pPr>
-      <w:r>
-        <w:rPr>
-          <w:rFonts w:ascii="Calibri" w:hAnsi="Calibri"/>
-          <w:b w:val="0"/>
-          <w:sz w:val="22"/>
-        </w:rPr>
-        <w:t xml:space="preserve">Learning Outcome: Students connect and demonstrate how teamwork enhances participation in physical activity. [PDE4-OI2-GQ3-LO1]</w:t>
-      </w:r>
-    </w:p>
-    <w:p>
-      <w:pPr>
-        <w:pStyle w:val="ListBullet"/>
-      </w:pPr>
-      <w:r>
-        <w:rPr>
-          <w:rFonts w:ascii="Calibri" w:hAnsi="Calibri"/>
-          <w:b w:val="0"/>
-          <w:sz w:val="22"/>
-        </w:rPr>
-        <w:t xml:space="preserve">KUSP focus this week: Knowledge: “Teamwork strategies include • constructive feedback • clarifying rules • clarifying role expectations • creating a safe environment • praise and encouragement of others • consideration of individual and group strengths”; Skills &amp; Procedures: “Demonstrate effective teamwork strategies during physical activity.”</w:t>
-      </w:r>
-    </w:p>
-    <w:p>
-      <w:r>
-        <w:rPr>
-          <w:rFonts w:ascii="Calibri" w:hAnsi="Calibri"/>
-          <w:b w:val="0"/>
-          <w:i/>
-          <w:sz w:val="22"/>
-        </w:rPr>
-        <w:t xml:space="preserve">Used for: hockey promises, clarifying rules and encouraging others (Thu, Fri).</w:t>
-      </w:r>
-    </w:p>
-    <w:p>
-      <w:r>
-        <w:rPr>
-          <w:rFonts w:ascii="Calibri" w:hAnsi="Calibri"/>
-          <w:b/>
-          <w:sz w:val="22"/>
-        </w:rPr>
-        <w:t xml:space="preserve">Physical Education and Wellness, Grade 4</w:t>
-      </w:r>
-    </w:p>
-    <w:p>
-      <w:pPr>
-        <w:pStyle w:val="ListBullet"/>
-      </w:pPr>
-      <w:r>
-        <w:rPr>
-          <w:rFonts w:ascii="Calibri" w:hAnsi="Calibri"/>
-          <w:b w:val="0"/>
-          <w:sz w:val="22"/>
-        </w:rPr>
-        <w:t xml:space="preserve">Organizing Idea: Safety: A lifetime of optimal well-being is supported by prioritizing health and safety.</w:t>
-      </w:r>
-    </w:p>
-    <w:p>
-      <w:pPr>
-        <w:pStyle w:val="ListBullet"/>
-      </w:pPr>
-      <w:r>
-        <w:rPr>
-          <w:rFonts w:ascii="Calibri" w:hAnsi="Calibri"/>
-          <w:b w:val="0"/>
-          <w:sz w:val="22"/>
-        </w:rPr>
-        <w:t xml:space="preserve">Guiding Question: How can taking responsibility impact safety?</w:t>
-      </w:r>
-    </w:p>
-    <w:p>
-      <w:pPr>
-        <w:pStyle w:val="ListBullet"/>
-      </w:pPr>
-      <w:r>
-        <w:rPr>
-          <w:rFonts w:ascii="Calibri" w:hAnsi="Calibri"/>
-          <w:b w:val="0"/>
-          <w:sz w:val="22"/>
-        </w:rPr>
-        <w:t xml:space="preserve">Learning Outcome: Students analyze and explain responsibility and how it can impact personal and group safety. [PDE4-OI4-GQ1-LO1]</w:t>
-      </w:r>
-    </w:p>
-    <w:p>
-      <w:pPr>
-        <w:pStyle w:val="ListBullet"/>
-      </w:pPr>
-      <w:r>
-        <w:rPr>
-          <w:rFonts w:ascii="Calibri" w:hAnsi="Calibri"/>
-          <w:b w:val="0"/>
-          <w:sz w:val="22"/>
-        </w:rPr>
-        <w:t xml:space="preserve">KUSP focus this week: Knowledge: “Responsibility includes making decisions to ensure self or others are not in unsafe and uncomfortable situations.”; Skills &amp; Procedures: “Describe responsibility and its impact on personal and group safety in a variety of contexts.”</w:t>
-      </w:r>
-    </w:p>
-    <w:p>
-      <w:r>
-        <w:rPr>
-          <w:rFonts w:ascii="Calibri" w:hAnsi="Calibri"/>
-          <w:b w:val="0"/>
-          <w:i/>
-          <w:sz w:val="22"/>
-        </w:rPr>
-        <w:t xml:space="preserve">Used for: stick safety routines and the student whistle role (all week).</w:t>
-      </w:r>
-    </w:p>
-    <w:p>
-      <w:pPr>
-        <w:pStyle w:val="Heading3"/>
-      </w:pPr>
-      <w:r>
-        <w:t>Grades 5–6</w:t>
-      </w:r>
-    </w:p>
-    <w:p>
-      <w:r>
-        <w:rPr>
-          <w:rFonts w:ascii="Calibri" w:hAnsi="Calibri"/>
-          <w:b/>
-          <w:sz w:val="22"/>
-        </w:rPr>
-        <w:t xml:space="preserve">Physical Education and Wellness, Grade 5</w:t>
-      </w:r>
-    </w:p>
-    <w:p>
-      <w:pPr>
-        <w:pStyle w:val="ListBullet"/>
-      </w:pPr>
-      <w:r>
-        <w:rPr>
-          <w:rFonts w:ascii="Calibri" w:hAnsi="Calibri"/>
-          <w:b w:val="0"/>
-          <w:sz w:val="22"/>
-        </w:rPr>
-        <w:t xml:space="preserve">Organizing Idea: Movement Skill Development: Developing physical literacy through movement and active living supports well-being across a lifespan.</w:t>
-      </w:r>
-    </w:p>
-    <w:p>
-      <w:pPr>
-        <w:pStyle w:val="ListBullet"/>
-      </w:pPr>
-      <w:r>
-        <w:rPr>
-          <w:rFonts w:ascii="Calibri" w:hAnsi="Calibri"/>
-          <w:b w:val="0"/>
-          <w:sz w:val="22"/>
-        </w:rPr>
-        <w:t xml:space="preserve">Guiding Question: How can diverse movement patterns contribute to success across physical activities?</w:t>
-      </w:r>
-    </w:p>
-    <w:p>
-      <w:pPr>
-        <w:pStyle w:val="ListBullet"/>
-      </w:pPr>
-      <w:r>
-        <w:rPr>
-          <w:rFonts w:ascii="Calibri" w:hAnsi="Calibri"/>
-          <w:b w:val="0"/>
-          <w:sz w:val="22"/>
-        </w:rPr>
-        <w:t xml:space="preserve">Learning Outcome: Students demonstrate and adapt various movement patterns to enhance skill development. [PDE5-OI2-GQ2-LO1]</w:t>
-      </w:r>
-    </w:p>
-    <w:p>
-      <w:pPr>
-        <w:pStyle w:val="ListBullet"/>
-      </w:pPr>
-      <w:r>
-        <w:rPr>
-          <w:rFonts w:ascii="Calibri" w:hAnsi="Calibri"/>
-          <w:b w:val="0"/>
-          <w:sz w:val="22"/>
-        </w:rPr>
-        <w:t xml:space="preserve">KUSP focus this week: Knowledge: “Movement patterns can be improved by adapting elements of movement, such as • sending and receiving while changing direction and speed • throwing objects at different levels • adjusting speed or changing direction to avoid individuals or objects”; Skills &amp; Procedures: “Perform movement patterns using various types of equipment, individually and with others.”</w:t>
-      </w:r>
-    </w:p>
-    <w:p>
-      <w:r>
-        <w:rPr>
-          <w:rFonts w:ascii="Calibri" w:hAnsi="Calibri"/>
-          <w:b w:val="0"/>
-          <w:i/>
-          <w:sz w:val="22"/>
-        </w:rPr>
-        <w:t xml:space="preserve">Used for: dribble-and-pass patterns with a stick, two-touch gates and one-touch passing (Mon–Wed, Fri).</w:t>
-      </w:r>
-    </w:p>
-    <w:p>
-      <w:r>
-        <w:rPr>
-          <w:rFonts w:ascii="Calibri" w:hAnsi="Calibri"/>
-          <w:b/>
-          <w:sz w:val="22"/>
-        </w:rPr>
-        <w:t xml:space="preserve">Physical Education and Wellness, Grade 5</w:t>
-      </w:r>
-    </w:p>
-    <w:p>
-      <w:pPr>
-        <w:pStyle w:val="ListBullet"/>
-      </w:pPr>
-      <w:r>
-        <w:rPr>
-          <w:rFonts w:ascii="Calibri" w:hAnsi="Calibri"/>
-          <w:b w:val="0"/>
-          <w:sz w:val="22"/>
-        </w:rPr>
-        <w:t xml:space="preserve">Organizing Idea: Movement Skill Development: Developing physical literacy through movement and active living supports well-being across a lifespan.</w:t>
-      </w:r>
-    </w:p>
-    <w:p>
-      <w:pPr>
-        <w:pStyle w:val="ListBullet"/>
-      </w:pPr>
-      <w:r>
-        <w:rPr>
-          <w:rFonts w:ascii="Calibri" w:hAnsi="Calibri"/>
-          <w:b w:val="0"/>
-          <w:sz w:val="22"/>
-        </w:rPr>
-        <w:t xml:space="preserve">Guiding Question: What is the relationship between collaboration and physical activity?</w:t>
-      </w:r>
-    </w:p>
-    <w:p>
-      <w:pPr>
-        <w:pStyle w:val="ListBullet"/>
-      </w:pPr>
-      <w:r>
-        <w:rPr>
-          <w:rFonts w:ascii="Calibri" w:hAnsi="Calibri"/>
-          <w:b w:val="0"/>
-          <w:sz w:val="22"/>
-        </w:rPr>
-        <w:t xml:space="preserve">Learning Outcome: Students demonstrate how collaboration influences physical activity. [PDE5-OI2-GQ3-LO1]</w:t>
-      </w:r>
-    </w:p>
-    <w:p>
-      <w:pPr>
-        <w:pStyle w:val="ListBullet"/>
-      </w:pPr>
-      <w:r>
-        <w:rPr>
-          <w:rFonts w:ascii="Calibri" w:hAnsi="Calibri"/>
-          <w:b w:val="0"/>
-          <w:sz w:val="22"/>
-        </w:rPr>
-        <w:t xml:space="preserve">KUSP focus this week: Skills &amp; Procedures: “Practise collaboration during physical activity.”; Skills &amp; Procedures: “Demonstrate respect for the contributions and perspectives of others when working together to make decisions or achieve team goals.”</w:t>
-      </w:r>
-    </w:p>
-    <w:p>
-      <w:r>
-        <w:rPr>
-          <w:rFonts w:ascii="Calibri" w:hAnsi="Calibri"/>
-          <w:b w:val="0"/>
-          <w:i/>
-          <w:sz w:val="22"/>
-        </w:rPr>
-        <w:t xml:space="preserve">Used for: building the class hockey promises together and fair team play (Thu, Fri).</w:t>
-      </w:r>
-    </w:p>
-    <w:p>
-      <w:r>
-        <w:rPr>
-          <w:rFonts w:ascii="Calibri" w:hAnsi="Calibri"/>
-          <w:b/>
-          <w:sz w:val="22"/>
-        </w:rPr>
-        <w:t xml:space="preserve">Physical Education and Wellness, Grade 5</w:t>
-      </w:r>
-    </w:p>
-    <w:p>
-      <w:pPr>
-        <w:pStyle w:val="ListBullet"/>
-      </w:pPr>
-      <w:r>
-        <w:rPr>
-          <w:rFonts w:ascii="Calibri" w:hAnsi="Calibri"/>
-          <w:b w:val="0"/>
-          <w:sz w:val="22"/>
-        </w:rPr>
-        <w:t xml:space="preserve">Organizing Idea: Safety: A lifetime of optimal well-being is supported by prioritizing health and safety.</w:t>
-      </w:r>
-    </w:p>
-    <w:p>
-      <w:pPr>
-        <w:pStyle w:val="ListBullet"/>
-      </w:pPr>
-      <w:r>
-        <w:rPr>
-          <w:rFonts w:ascii="Calibri" w:hAnsi="Calibri"/>
-          <w:b w:val="0"/>
-          <w:sz w:val="22"/>
-        </w:rPr>
-        <w:t xml:space="preserve">Guiding Question: How can responsibility lead to a desired outcome?</w:t>
-      </w:r>
-    </w:p>
-    <w:p>
-      <w:pPr>
-        <w:pStyle w:val="ListBullet"/>
-      </w:pPr>
-      <w:r>
-        <w:rPr>
-          <w:rFonts w:ascii="Calibri" w:hAnsi="Calibri"/>
-          <w:b w:val="0"/>
-          <w:sz w:val="22"/>
-        </w:rPr>
-        <w:t xml:space="preserve">Learning Outcome: Students analyze responsibility and consider the impact on well-being. [PDE5-OI4-GQ1-LO1]</w:t>
-      </w:r>
-    </w:p>
-    <w:p>
-      <w:pPr>
-        <w:pStyle w:val="ListBullet"/>
-      </w:pPr>
-      <w:r>
-        <w:rPr>
-          <w:rFonts w:ascii="Calibri" w:hAnsi="Calibri"/>
-          <w:b w:val="0"/>
-          <w:sz w:val="22"/>
-        </w:rPr>
-        <w:t xml:space="preserve">KUSP focus this week: Knowledge: “Responsibility can be developed by taking on leadership roles to promote safety of self and others.”; Knowledge: “Responsibility to ensure the safety of self and others includes following • laws • rules • practices • protocols • digital citizenship (responsible conduct and safety)”</w:t>
-      </w:r>
-    </w:p>
-    <w:p>
-      <w:r>
-        <w:rPr>
-          <w:rFonts w:ascii="Calibri" w:hAnsi="Calibri"/>
-          <w:b w:val="0"/>
-          <w:i/>
-          <w:sz w:val="22"/>
-        </w:rPr>
-        <w:t xml:space="preserve">Used for: student whistle and station-leader roles; following stick rules (Thu, Fri, all week).</w:t>
-      </w:r>
-    </w:p>
-    <w:p>
-      <w:r>
-        <w:rPr>
-          <w:rFonts w:ascii="Calibri" w:hAnsi="Calibri"/>
-          <w:b/>
-          <w:sz w:val="22"/>
-        </w:rPr>
-        <w:t xml:space="preserve">Physical Education and Wellness, Grade 6</w:t>
-      </w:r>
-    </w:p>
-    <w:p>
-      <w:pPr>
-        <w:pStyle w:val="ListBullet"/>
-      </w:pPr>
-      <w:r>
-        <w:rPr>
-          <w:rFonts w:ascii="Calibri" w:hAnsi="Calibri"/>
-          <w:b w:val="0"/>
-          <w:sz w:val="22"/>
-        </w:rPr>
-        <w:t xml:space="preserve">Organizing Idea: Movement Skill Development: Developing physical literacy through movement and active living supports well-being across a lifespan.</w:t>
-      </w:r>
-    </w:p>
-    <w:p>
-      <w:pPr>
-        <w:pStyle w:val="ListBullet"/>
-      </w:pPr>
-      <w:r>
-        <w:rPr>
-          <w:rFonts w:ascii="Calibri" w:hAnsi="Calibri"/>
-          <w:b w:val="0"/>
-          <w:sz w:val="22"/>
-        </w:rPr>
-        <w:t xml:space="preserve">Guiding Question: In what ways can movement patterns function to improve performance?</w:t>
-      </w:r>
-    </w:p>
-    <w:p>
-      <w:pPr>
-        <w:pStyle w:val="ListBullet"/>
-      </w:pPr>
-      <w:r>
-        <w:rPr>
-          <w:rFonts w:ascii="Calibri" w:hAnsi="Calibri"/>
-          <w:b w:val="0"/>
-          <w:sz w:val="22"/>
-        </w:rPr>
-        <w:t xml:space="preserve">Learning Outcome: Students adapt and apply movement patterns in controlled and dynamic physical activities. [PDE6-OI2-GQ2-LO1]</w:t>
-      </w:r>
-    </w:p>
-    <w:p>
-      <w:pPr>
-        <w:pStyle w:val="ListBullet"/>
-      </w:pPr>
-      <w:r>
-        <w:rPr>
-          <w:rFonts w:ascii="Calibri" w:hAnsi="Calibri"/>
-          <w:b w:val="0"/>
-          <w:sz w:val="22"/>
-        </w:rPr>
-        <w:t xml:space="preserve">KUSP focus this week: Knowledge: “Controlled physical activities allow for repeated practice of movement skills.” Knowledge: “Dynamic physical activities require immediate decision making and refinement of movement skills.”; Skills &amp; Procedures: “Adapt movement patterns to improve accuracy, speed, and proficiency in a variety of controlled and dynamic physical activities.”</w:t>
-      </w:r>
-    </w:p>
-    <w:p>
-      <w:r>
-        <w:rPr>
-          <w:rFonts w:ascii="Calibri" w:hAnsi="Calibri"/>
-          <w:b w:val="0"/>
-          <w:i/>
-          <w:sz w:val="22"/>
-        </w:rPr>
-        <w:t xml:space="preserve">Used for: controlled stick drills (Mon–Wed) and dynamic small games (Tue–Fri).</w:t>
-      </w:r>
-    </w:p>
-    <w:p>
-      <w:r>
-        <w:rPr>
-          <w:rFonts w:ascii="Calibri" w:hAnsi="Calibri"/>
-          <w:b/>
-          <w:sz w:val="22"/>
-        </w:rPr>
-        <w:t xml:space="preserve">Physical Education and Wellness, Grade 6</w:t>
-      </w:r>
-    </w:p>
-    <w:p>
-      <w:pPr>
-        <w:pStyle w:val="ListBullet"/>
-      </w:pPr>
-      <w:r>
-        <w:rPr>
-          <w:rFonts w:ascii="Calibri" w:hAnsi="Calibri"/>
-          <w:b w:val="0"/>
-          <w:sz w:val="22"/>
-        </w:rPr>
-        <w:t xml:space="preserve">Organizing Idea: Movement Skill Development: Developing physical literacy through movement and active living supports well-being across a lifespan.</w:t>
-      </w:r>
-    </w:p>
-    <w:p>
-      <w:pPr>
-        <w:pStyle w:val="ListBullet"/>
-      </w:pPr>
-      <w:r>
-        <w:rPr>
-          <w:rFonts w:ascii="Calibri" w:hAnsi="Calibri"/>
-          <w:b w:val="0"/>
-          <w:sz w:val="22"/>
-        </w:rPr>
-        <w:t xml:space="preserve">Guiding Question: How does structure bring organization to physical activity?</w:t>
-      </w:r>
-    </w:p>
-    <w:p>
-      <w:pPr>
-        <w:pStyle w:val="ListBullet"/>
-      </w:pPr>
-      <w:r>
-        <w:rPr>
-          <w:rFonts w:ascii="Calibri" w:hAnsi="Calibri"/>
-          <w:b w:val="0"/>
-          <w:sz w:val="22"/>
-        </w:rPr>
-        <w:t xml:space="preserve">Learning Outcome: Students examine and demonstrate an understanding of structure in physical activity. [PDE6-OI2-GQ1-LO1]</w:t>
-      </w:r>
-    </w:p>
-    <w:p>
-      <w:pPr>
-        <w:pStyle w:val="ListBullet"/>
-      </w:pPr>
-      <w:r>
-        <w:rPr>
-          <w:rFonts w:ascii="Calibri" w:hAnsi="Calibri"/>
-          <w:b w:val="0"/>
-          <w:sz w:val="22"/>
-        </w:rPr>
-        <w:t xml:space="preserve">KUSP focus this week: Knowledge: “Structural components of physical activities can have various characteristics and features, such as • rules and guidelines • protocols • purpose or intent • number and roles of participants • required equipment”; Skills &amp; Procedures: “Modify physical activities and games to improve safety, engagement, and inclusivity.”</w:t>
-      </w:r>
-    </w:p>
-    <w:p>
-      <w:r>
-        <w:rPr>
-          <w:rFonts w:ascii="Calibri" w:hAnsi="Calibri"/>
-          <w:b w:val="0"/>
-          <w:i/>
-          <w:sz w:val="22"/>
-        </w:rPr>
-        <w:t xml:space="preserve">Used for: hockey promises as game structure and changing a game to make it safer and fairer (Thu, Fri). See Notes for teacher about Grade 6 teamwork.</w:t>
-      </w:r>
-    </w:p>
-    <w:p>
-      <w:r>
-        <w:rPr>
-          <w:rFonts w:ascii="Calibri" w:hAnsi="Calibri"/>
-          <w:b/>
-          <w:sz w:val="22"/>
-        </w:rPr>
-        <w:t xml:space="preserve">Physical Education and Wellness, Grade 6</w:t>
-      </w:r>
-    </w:p>
-    <w:p>
-      <w:pPr>
-        <w:pStyle w:val="ListBullet"/>
-      </w:pPr>
-      <w:r>
-        <w:rPr>
-          <w:rFonts w:ascii="Calibri" w:hAnsi="Calibri"/>
-          <w:b w:val="0"/>
-          <w:sz w:val="22"/>
-        </w:rPr>
-        <w:t xml:space="preserve">Organizing Idea: Safety: A lifetime of optimal well-being is supported by prioritizing health and safety.</w:t>
-      </w:r>
-    </w:p>
-    <w:p>
-      <w:pPr>
-        <w:pStyle w:val="ListBullet"/>
-      </w:pPr>
-      <w:r>
-        <w:rPr>
-          <w:rFonts w:ascii="Calibri" w:hAnsi="Calibri"/>
-          <w:b w:val="0"/>
-          <w:sz w:val="22"/>
-        </w:rPr>
-        <w:t xml:space="preserve">Guiding Question: In what ways might risk influence the outcome of an action?</w:t>
-      </w:r>
-    </w:p>
-    <w:p>
-      <w:pPr>
-        <w:pStyle w:val="ListBullet"/>
-      </w:pPr>
-      <w:r>
-        <w:rPr>
-          <w:rFonts w:ascii="Calibri" w:hAnsi="Calibri"/>
-          <w:b w:val="0"/>
-          <w:sz w:val="22"/>
-        </w:rPr>
-        <w:t xml:space="preserve">Learning Outcome: Students examine risk and identify the factors that influence action. [PDE6-OI4-GQ1-LO1]</w:t>
-      </w:r>
-    </w:p>
-    <w:p>
-      <w:pPr>
-        <w:pStyle w:val="ListBullet"/>
-      </w:pPr>
-      <w:r>
-        <w:rPr>
-          <w:rFonts w:ascii="Calibri" w:hAnsi="Calibri"/>
-          <w:b w:val="0"/>
-          <w:sz w:val="22"/>
-        </w:rPr>
-        <w:t xml:space="preserve">KUSP focus this week: Knowledge: “Short-term and long-term risk can be managed or reduced through planning, rehearsal, and evaluation.”</w:t>
-      </w:r>
-    </w:p>
-    <w:p>
-      <w:r>
-        <w:rPr>
-          <w:rFonts w:ascii="Calibri" w:hAnsi="Calibri"/>
-          <w:b w:val="0"/>
-          <w:i/>
-          <w:sz w:val="22"/>
-        </w:rPr>
-        <w:t xml:space="preserve">Used for: planning and rehearsing the stick-safety routine before game play (Mon, Thu).</w:t>
-      </w:r>
-    </w:p>
-    <w:p>
-      <w:pPr>
-        <w:pStyle w:val="Heading2"/>
-      </w:pPr>
-      <w:r>
         <w:t>Learning intentions</w:t>
       </w:r>
     </w:p>
@@ -2090,794 +589,6 @@
           <w:sz w:val="22"/>
         </w:rPr>
         <w:t xml:space="preserve">Fair play: take turns, play the ball not the person, and encourage teammates</w:t>
-      </w:r>
-    </w:p>
-    <w:p>
-      <w:pPr>
-        <w:pStyle w:val="Heading2"/>
-      </w:pPr>
-      <w:r>
-        <w:t>Game &amp; activity links used this week</w:t>
-      </w:r>
-    </w:p>
-    <w:p>
-      <w:r>
-        <w:rPr>
-          <w:rFonts w:ascii="Calibri" w:hAnsi="Calibri"/>
-          <w:b w:val="0"/>
-          <w:sz w:val="22"/>
-        </w:rPr>
-        <w:t xml:space="preserve">Click any link for a demo or refresher:</w:t>
-      </w:r>
-    </w:p>
-    <w:p>
-      <w:r>
-        <w:rPr>
-          <w:rFonts w:ascii="Calibri" w:hAnsi="Calibri"/>
-          <w:sz w:val="22"/>
-        </w:rPr>
-        <w:t xml:space="preserve">Week 9 lessons (playbook): </w:t>
-      </w:r>
-      <w:hyperlink r:id="rId12">
-        <w:r>
-          <w:rPr>
-            <w:color w:val="0563C1"/>
-            <w:u w:val="single"/>
-            <w:sz w:val="22"/>
-            <w:rFonts w:ascii="Calibri" w:hAnsi="Calibri"/>
-          </w:rPr>
-          <w:t xml:space="preserve">Playbook — October W4 · Week 9</w:t>
-        </w:r>
-      </w:hyperlink>
-    </w:p>
-    <w:p>
-      <w:r>
-        <w:rPr>
-          <w:rFonts w:ascii="Calibri" w:hAnsi="Calibri"/>
-          <w:sz w:val="22"/>
-        </w:rPr>
-        <w:t xml:space="preserve">Mon · C1 stick on the floor: </w:t>
-      </w:r>
-      <w:hyperlink r:id="rId16">
-        <w:r>
-          <w:rPr>
-            <w:color w:val="0563C1"/>
-            <w:u w:val="single"/>
-            <w:sz w:val="22"/>
-            <w:rFonts w:ascii="Calibri" w:hAnsi="Calibri"/>
-          </w:rPr>
-          <w:t xml:space="preserve">Playbook — W4 · C1</w:t>
-        </w:r>
-      </w:hyperlink>
-    </w:p>
-    <w:p>
-      <w:r>
-        <w:rPr>
-          <w:rFonts w:ascii="Calibri" w:hAnsi="Calibri"/>
-          <w:sz w:val="22"/>
-        </w:rPr>
-        <w:t xml:space="preserve">Tue · C2 dribble in a space: </w:t>
-      </w:r>
-      <w:hyperlink r:id="rId17">
-        <w:r>
-          <w:rPr>
-            <w:color w:val="0563C1"/>
-            <w:u w:val="single"/>
-            <w:sz w:val="22"/>
-            <w:rFonts w:ascii="Calibri" w:hAnsi="Calibri"/>
-          </w:rPr>
-          <w:t xml:space="preserve">Playbook — W4 · C2</w:t>
-        </w:r>
-      </w:hyperlink>
-    </w:p>
-    <w:p>
-      <w:r>
-        <w:rPr>
-          <w:rFonts w:ascii="Calibri" w:hAnsi="Calibri"/>
-          <w:sz w:val="22"/>
-        </w:rPr>
-        <w:t xml:space="preserve">Wed · C3 push-pass: </w:t>
-      </w:r>
-      <w:hyperlink r:id="rId18">
-        <w:r>
-          <w:rPr>
-            <w:color w:val="0563C1"/>
-            <w:u w:val="single"/>
-            <w:sz w:val="22"/>
-            <w:rFonts w:ascii="Calibri" w:hAnsi="Calibri"/>
-          </w:rPr>
-          <w:t xml:space="preserve">Playbook — W4 · C3</w:t>
-        </w:r>
-      </w:hyperlink>
-    </w:p>
-    <w:p>
-      <w:r>
-        <w:rPr>
-          <w:rFonts w:ascii="Calibri" w:hAnsi="Calibri"/>
-          <w:sz w:val="22"/>
-        </w:rPr>
-        <w:t xml:space="preserve">Thu · C4 hockey fair play: </w:t>
-      </w:r>
-      <w:hyperlink r:id="rId19">
-        <w:r>
-          <w:rPr>
-            <w:color w:val="0563C1"/>
-            <w:u w:val="single"/>
-            <w:sz w:val="22"/>
-            <w:rFonts w:ascii="Calibri" w:hAnsi="Calibri"/>
-          </w:rPr>
-          <w:t xml:space="preserve">Playbook — W4 · C4</w:t>
-        </w:r>
-      </w:hyperlink>
-    </w:p>
-    <w:p>
-      <w:r>
-        <w:rPr>
-          <w:rFonts w:ascii="Calibri" w:hAnsi="Calibri"/>
-          <w:sz w:val="22"/>
-        </w:rPr>
-        <w:t xml:space="preserve">Hockey hurdle dribble (Mon game, Fri station): </w:t>
-      </w:r>
-      <w:hyperlink r:id="rId20">
-        <w:r>
-          <w:rPr>
-            <w:color w:val="0563C1"/>
-            <w:u w:val="single"/>
-            <w:sz w:val="22"/>
-            <w:rFonts w:ascii="Calibri" w:hAnsi="Calibri"/>
-          </w:rPr>
-          <w:t xml:space="preserve">Playbook game card — Hockey hurdle dribble</w:t>
-        </w:r>
-      </w:hyperlink>
-    </w:p>
-    <w:p>
-      <w:r>
-        <w:rPr>
-          <w:rFonts w:ascii="Calibri" w:hAnsi="Calibri"/>
-          <w:sz w:val="22"/>
-        </w:rPr>
-        <w:t xml:space="preserve">Sharks and Dolphins (Tue game, with sticks): </w:t>
-      </w:r>
-      <w:hyperlink r:id="rId21">
-        <w:r>
-          <w:rPr>
-            <w:color w:val="0563C1"/>
-            <w:u w:val="single"/>
-            <w:sz w:val="22"/>
-            <w:rFonts w:ascii="Calibri" w:hAnsi="Calibri"/>
-          </w:rPr>
-          <w:t xml:space="preserve">Playbook game card — Sharks and Dolphins</w:t>
-        </w:r>
-      </w:hyperlink>
-    </w:p>
-    <w:p>
-      <w:r>
-        <w:rPr>
-          <w:rFonts w:ascii="Calibri" w:hAnsi="Calibri"/>
-          <w:sz w:val="22"/>
-        </w:rPr>
-        <w:t xml:space="preserve">Through the Gates (Wed push-pass): </w:t>
-      </w:r>
-      <w:hyperlink r:id="rId22">
-        <w:r>
-          <w:rPr>
-            <w:color w:val="0563C1"/>
-            <w:u w:val="single"/>
-            <w:sz w:val="22"/>
-            <w:rFonts w:ascii="Calibri" w:hAnsi="Calibri"/>
-          </w:rPr>
-          <w:t xml:space="preserve">Playbook game card — Through the Gates</w:t>
-        </w:r>
-      </w:hyperlink>
-    </w:p>
-    <w:p>
-      <w:r>
-        <w:rPr>
-          <w:rFonts w:ascii="Calibri" w:hAnsi="Calibri"/>
-          <w:sz w:val="22"/>
-        </w:rPr>
-        <w:t xml:space="preserve">Numbers Hockey (Thu fair turns, Fri mini game): </w:t>
-      </w:r>
-      <w:hyperlink r:id="rId23">
-        <w:r>
-          <w:rPr>
-            <w:color w:val="0563C1"/>
-            <w:u w:val="single"/>
-            <w:sz w:val="22"/>
-            <w:rFonts w:ascii="Calibri" w:hAnsi="Calibri"/>
-          </w:rPr>
-          <w:t xml:space="preserve">Playbook game card — Numbers Hockey</w:t>
-        </w:r>
-      </w:hyperlink>
-    </w:p>
-    <w:p>
-      <w:r>
-        <w:rPr>
-          <w:rFonts w:ascii="Calibri" w:hAnsi="Calibri"/>
-          <w:sz w:val="22"/>
-        </w:rPr>
-        <w:t xml:space="preserve">Numbers Hockey demo: </w:t>
-      </w:r>
-      <w:hyperlink r:id="rId24">
-        <w:r>
-          <w:rPr>
-            <w:color w:val="0563C1"/>
-            <w:u w:val="single"/>
-            <w:sz w:val="22"/>
-            <w:rFonts w:ascii="Calibri" w:hAnsi="Calibri"/>
-          </w:rPr>
-          <w:t xml:space="preserve">Prime Coaching Sport — The numbers game (hockey, basketball and soccer)</w:t>
-        </w:r>
-      </w:hyperlink>
-    </w:p>
-    <w:p>
-      <w:r>
-        <w:rPr>
-          <w:rFonts w:ascii="Calibri" w:hAnsi="Calibri"/>
-          <w:sz w:val="22"/>
-        </w:rPr>
-        <w:t xml:space="preserve">Hot Dog Tag (Thu, sticks away): </w:t>
-      </w:r>
-      <w:hyperlink r:id="rId25">
-        <w:r>
-          <w:rPr>
-            <w:color w:val="0563C1"/>
-            <w:u w:val="single"/>
-            <w:sz w:val="22"/>
-            <w:rFonts w:ascii="Calibri" w:hAnsi="Calibri"/>
-          </w:rPr>
-          <w:t xml:space="preserve">Playbook game card — Hot Dog Tag</w:t>
-        </w:r>
-      </w:hyperlink>
-    </w:p>
-    <w:p>
-      <w:r>
-        <w:rPr>
-          <w:rFonts w:ascii="Calibri" w:hAnsi="Calibri"/>
-          <w:sz w:val="22"/>
-        </w:rPr>
-        <w:t xml:space="preserve">Old Grey Cat (NEW · library Oct 19): </w:t>
-      </w:r>
-      <w:hyperlink r:id="rId26">
-        <w:r>
-          <w:rPr>
-            <w:color w:val="0563C1"/>
-            <w:u w:val="single"/>
-            <w:sz w:val="22"/>
-            <w:rFonts w:ascii="Calibri" w:hAnsi="Calibri"/>
-          </w:rPr>
-          <w:t xml:space="preserve">Playbook New Games — Old Grey Cat</w:t>
-        </w:r>
-      </w:hyperlink>
-    </w:p>
-    <w:p>
-      <w:r>
-        <w:rPr>
-          <w:rFonts w:ascii="Calibri" w:hAnsi="Calibri"/>
-          <w:sz w:val="22"/>
-        </w:rPr>
-        <w:t xml:space="preserve">Old Grey Cat rules: </w:t>
-      </w:r>
-      <w:hyperlink r:id="rId27">
-        <w:r>
-          <w:rPr>
-            <w:color w:val="0563C1"/>
-            <w:u w:val="single"/>
-            <w:sz w:val="22"/>
-            <w:rFonts w:ascii="Calibri" w:hAnsi="Calibri"/>
-          </w:rPr>
-          <w:t xml:space="preserve">PhysEdGames — Old Grey Cat</w:t>
-        </w:r>
-      </w:hyperlink>
-    </w:p>
-    <w:p>
-      <w:r>
-        <w:rPr>
-          <w:rFonts w:ascii="Calibri" w:hAnsi="Calibri"/>
-          <w:sz w:val="22"/>
-        </w:rPr>
-        <w:t xml:space="preserve">Old Grey Cat demo: </w:t>
-      </w:r>
-      <w:hyperlink r:id="rId28">
-        <w:r>
-          <w:rPr>
-            <w:color w:val="0563C1"/>
-            <w:u w:val="single"/>
-            <w:sz w:val="22"/>
-            <w:rFonts w:ascii="Calibri" w:hAnsi="Calibri"/>
-          </w:rPr>
-          <w:t xml:space="preserve">PhysEdGames YouTube — Old Grey Cat</w:t>
-        </w:r>
-      </w:hyperlink>
-    </w:p>
-    <w:p>
-      <w:r>
-        <w:rPr>
-          <w:rFonts w:ascii="Calibri" w:hAnsi="Calibri"/>
-          <w:sz w:val="22"/>
-        </w:rPr>
-        <w:t xml:space="preserve">I See, I See, What Do You See? (NEW · library Oct 17): </w:t>
-      </w:r>
-      <w:hyperlink r:id="rId29">
-        <w:r>
-          <w:rPr>
-            <w:color w:val="0563C1"/>
-            <w:u w:val="single"/>
-            <w:sz w:val="22"/>
-            <w:rFonts w:ascii="Calibri" w:hAnsi="Calibri"/>
-          </w:rPr>
-          <w:t xml:space="preserve">Playbook New Games — I See, I See</w:t>
-        </w:r>
-      </w:hyperlink>
-    </w:p>
-    <w:p>
-      <w:r>
-        <w:rPr>
-          <w:rFonts w:ascii="Calibri" w:hAnsi="Calibri"/>
-          <w:sz w:val="22"/>
-        </w:rPr>
-        <w:t xml:space="preserve">I See, I See demo: </w:t>
-      </w:r>
-      <w:hyperlink r:id="rId30">
-        <w:r>
-          <w:rPr>
-            <w:color w:val="0563C1"/>
-            <w:u w:val="single"/>
-            <w:sz w:val="22"/>
-            <w:rFonts w:ascii="Calibri" w:hAnsi="Calibri"/>
-          </w:rPr>
-          <w:t xml:space="preserve">Coach Gelardi YouTube short</w:t>
-        </w:r>
-      </w:hyperlink>
-    </w:p>
-    <w:p>
-      <w:r>
-        <w:rPr>
-          <w:rFonts w:ascii="Calibri" w:hAnsi="Calibri"/>
-          <w:sz w:val="22"/>
-        </w:rPr>
-        <w:t xml:space="preserve">Sneak &amp; React / Knock and Run (NEW · library Oct 17): </w:t>
-      </w:r>
-      <w:hyperlink r:id="rId31">
-        <w:r>
-          <w:rPr>
-            <w:color w:val="0563C1"/>
-            <w:u w:val="single"/>
-            <w:sz w:val="22"/>
-            <w:rFonts w:ascii="Calibri" w:hAnsi="Calibri"/>
-          </w:rPr>
-          <w:t xml:space="preserve">PhysEdGames YouTube — 3 Back-To-School Games</w:t>
-        </w:r>
-      </w:hyperlink>
-    </w:p>
-    <w:p>
-      <w:r>
-        <w:rPr>
-          <w:rFonts w:ascii="Calibri" w:hAnsi="Calibri"/>
-          <w:sz w:val="22"/>
-        </w:rPr>
-        <w:t xml:space="preserve">Knock and Run variant: </w:t>
-      </w:r>
-      <w:hyperlink r:id="rId32">
-        <w:r>
-          <w:rPr>
-            <w:color w:val="0563C1"/>
-            <w:u w:val="single"/>
-            <w:sz w:val="22"/>
-            <w:rFonts w:ascii="Calibri" w:hAnsi="Calibri"/>
-          </w:rPr>
-          <w:t xml:space="preserve">Prime Coaching Sport YouTube (fifth game in the clip)</w:t>
-        </w:r>
-      </w:hyperlink>
-    </w:p>
-    <w:p>
-      <w:r>
-        <w:rPr>
-          <w:rFonts w:ascii="Calibri" w:hAnsi="Calibri"/>
-          <w:sz w:val="22"/>
-        </w:rPr>
-        <w:t xml:space="preserve">Spin the Pin Tag &amp; Cone Flip Mixer (NEW · library Oct 17): </w:t>
-      </w:r>
-      <w:hyperlink r:id="rId33">
-        <w:r>
-          <w:rPr>
-            <w:color w:val="0563C1"/>
-            <w:u w:val="single"/>
-            <w:sz w:val="22"/>
-            <w:rFonts w:ascii="Calibri" w:hAnsi="Calibri"/>
-          </w:rPr>
-          <w:t xml:space="preserve">Playbook New Games — Spin the Pin Tag &amp; Cone Flip Mixer</w:t>
-        </w:r>
-      </w:hyperlink>
-    </w:p>
-    <w:p>
-      <w:r>
-        <w:rPr>
-          <w:rFonts w:ascii="Calibri" w:hAnsi="Calibri"/>
-          <w:sz w:val="22"/>
-        </w:rPr>
-        <w:t xml:space="preserve">Spin the Pin demo: </w:t>
-      </w:r>
-      <w:hyperlink r:id="rId34">
-        <w:r>
-          <w:rPr>
-            <w:color w:val="0563C1"/>
-            <w:u w:val="single"/>
-            <w:sz w:val="22"/>
-            <w:rFonts w:ascii="Calibri" w:hAnsi="Calibri"/>
-          </w:rPr>
-          <w:t xml:space="preserve">Front Range PE YouTube</w:t>
-        </w:r>
-      </w:hyperlink>
-    </w:p>
-    <w:p>
-      <w:r>
-        <w:rPr>
-          <w:rFonts w:ascii="Calibri" w:hAnsi="Calibri"/>
-          <w:sz w:val="22"/>
-        </w:rPr>
-        <w:t xml:space="preserve">Spin the Pin Super Tag: </w:t>
-      </w:r>
-      <w:hyperlink r:id="rId35">
-        <w:r>
-          <w:rPr>
-            <w:color w:val="0563C1"/>
-            <w:u w:val="single"/>
-            <w:sz w:val="22"/>
-            <w:rFonts w:ascii="Calibri" w:hAnsi="Calibri"/>
-          </w:rPr>
-          <w:t xml:space="preserve">Front Range PE YouTube</w:t>
-        </w:r>
-      </w:hyperlink>
-    </w:p>
-    <w:p>
-      <w:r>
-        <w:rPr>
-          <w:rFonts w:ascii="Calibri" w:hAnsi="Calibri"/>
-          <w:sz w:val="22"/>
-        </w:rPr>
-        <w:t xml:space="preserve">Rope Hoop Scoop (NEW · library Oct 17): </w:t>
-      </w:r>
-      <w:hyperlink r:id="rId36">
-        <w:r>
-          <w:rPr>
-            <w:color w:val="0563C1"/>
-            <w:u w:val="single"/>
-            <w:sz w:val="22"/>
-            <w:rFonts w:ascii="Calibri" w:hAnsi="Calibri"/>
-          </w:rPr>
-          <w:t xml:space="preserve">Playbook New Games — Rope Hoop Scoop</w:t>
-        </w:r>
-      </w:hyperlink>
-    </w:p>
-    <w:p>
-      <w:r>
-        <w:rPr>
-          <w:rFonts w:ascii="Calibri" w:hAnsi="Calibri"/>
-          <w:sz w:val="22"/>
-        </w:rPr>
-        <w:t xml:space="preserve">Rope Hoop Scoop demo: </w:t>
-      </w:r>
-      <w:hyperlink r:id="rId37">
-        <w:r>
-          <w:rPr>
-            <w:color w:val="0563C1"/>
-            <w:u w:val="single"/>
-            <w:sz w:val="22"/>
-            <w:rFonts w:ascii="Calibri" w:hAnsi="Calibri"/>
-          </w:rPr>
-          <w:t xml:space="preserve">PhysEdGames YouTube — Fun Team Building Games</w:t>
-        </w:r>
-      </w:hyperlink>
-    </w:p>
-    <w:p>
-      <w:r>
-        <w:rPr>
-          <w:rFonts w:ascii="Calibri" w:hAnsi="Calibri"/>
-          <w:sz w:val="22"/>
-        </w:rPr>
-        <w:t xml:space="preserve">Mooshake (library, rule fixed Oct 19): </w:t>
-      </w:r>
-      <w:hyperlink r:id="rId38">
-        <w:r>
-          <w:rPr>
-            <w:color w:val="0563C1"/>
-            <w:u w:val="single"/>
-            <w:sz w:val="22"/>
-            <w:rFonts w:ascii="Calibri" w:hAnsi="Calibri"/>
-          </w:rPr>
-          <w:t xml:space="preserve">Playbook New Games — Mooshake</w:t>
-        </w:r>
-      </w:hyperlink>
-    </w:p>
-    <w:p>
-      <w:r>
-        <w:rPr>
-          <w:rFonts w:ascii="Calibri" w:hAnsi="Calibri"/>
-          <w:sz w:val="22"/>
-        </w:rPr>
-        <w:t xml:space="preserve">Mooshake rules: </w:t>
-      </w:r>
-      <w:hyperlink r:id="rId39">
-        <w:r>
-          <w:rPr>
-            <w:color w:val="0563C1"/>
-            <w:u w:val="single"/>
-            <w:sz w:val="22"/>
-            <w:rFonts w:ascii="Calibri" w:hAnsi="Calibri"/>
-          </w:rPr>
-          <w:t xml:space="preserve">PhysEdGames — Mooshake</w:t>
-        </w:r>
-      </w:hyperlink>
-    </w:p>
-    <w:p>
-      <w:r>
-        <w:rPr>
-          <w:rFonts w:ascii="Calibri" w:hAnsi="Calibri"/>
-          <w:sz w:val="22"/>
-        </w:rPr>
-        <w:t xml:space="preserve">Air Hockey (cone puck) (Wed warm-up, Fri station, Plan B): </w:t>
-      </w:r>
-      <w:hyperlink r:id="rId40">
-        <w:r>
-          <w:rPr>
-            <w:color w:val="0563C1"/>
-            <w:u w:val="single"/>
-            <w:sz w:val="22"/>
-            <w:rFonts w:ascii="Calibri" w:hAnsi="Calibri"/>
-          </w:rPr>
-          <w:t xml:space="preserve">Playbook New Games — Air Hockey (cone puck)</w:t>
-        </w:r>
-      </w:hyperlink>
-    </w:p>
-    <w:p>
-      <w:r>
-        <w:rPr>
-          <w:rFonts w:ascii="Calibri" w:hAnsi="Calibri"/>
-          <w:sz w:val="22"/>
-        </w:rPr>
-        <w:t xml:space="preserve">Air Hockey demo: </w:t>
-      </w:r>
-      <w:hyperlink r:id="rId41">
-        <w:r>
-          <w:rPr>
-            <w:color w:val="0563C1"/>
-            <w:u w:val="single"/>
-            <w:sz w:val="22"/>
-            <w:rFonts w:ascii="Calibri" w:hAnsi="Calibri"/>
-          </w:rPr>
-          <w:t xml:space="preserve">Daly Exercise YouTube — Air Hockey PE Game</w:t>
-        </w:r>
-      </w:hyperlink>
-    </w:p>
-    <w:p>
-      <w:r>
-        <w:rPr>
-          <w:rFonts w:ascii="Calibri" w:hAnsi="Calibri"/>
-          <w:sz w:val="22"/>
-        </w:rPr>
-        <w:t xml:space="preserve">Avoid the Mines (Gr 5–6 Tue option, with sticks): </w:t>
-      </w:r>
-      <w:hyperlink r:id="rId42">
-        <w:r>
-          <w:rPr>
-            <w:color w:val="0563C1"/>
-            <w:u w:val="single"/>
-            <w:sz w:val="22"/>
-            <w:rFonts w:ascii="Calibri" w:hAnsi="Calibri"/>
-          </w:rPr>
-          <w:t xml:space="preserve">Playbook New Games — Avoid the Mines</w:t>
-        </w:r>
-      </w:hyperlink>
-    </w:p>
-    <w:p>
-      <w:r>
-        <w:rPr>
-          <w:rFonts w:ascii="Calibri" w:hAnsi="Calibri"/>
-          <w:sz w:val="22"/>
-        </w:rPr>
-        <w:t xml:space="preserve">Avoid the Mines demo: </w:t>
-      </w:r>
-      <w:hyperlink r:id="rId43">
-        <w:r>
-          <w:rPr>
-            <w:color w:val="0563C1"/>
-            <w:u w:val="single"/>
-            <w:sz w:val="22"/>
-            <w:rFonts w:ascii="Calibri" w:hAnsi="Calibri"/>
-          </w:rPr>
-          <w:t xml:space="preserve">Prime Coaching Sport YouTube</w:t>
-        </w:r>
-      </w:hyperlink>
-    </w:p>
-    <w:p>
-      <w:r>
-        <w:rPr>
-          <w:rFonts w:ascii="Calibri" w:hAnsi="Calibri"/>
-          <w:sz w:val="22"/>
-        </w:rPr>
-        <w:t xml:space="preserve">Pinball (Gr 5–6 Fri station option, push-pass at pins): </w:t>
-      </w:r>
-      <w:hyperlink r:id="rId44">
-        <w:r>
-          <w:rPr>
-            <w:color w:val="0563C1"/>
-            <w:u w:val="single"/>
-            <w:sz w:val="22"/>
-            <w:rFonts w:ascii="Calibri" w:hAnsi="Calibri"/>
-          </w:rPr>
-          <w:t xml:space="preserve">PhysEdGames YouTube — Pinball</w:t>
-        </w:r>
-      </w:hyperlink>
-    </w:p>
-    <w:p>
-      <w:r>
-        <w:rPr>
-          <w:rFonts w:ascii="Calibri" w:hAnsi="Calibri"/>
-          <w:sz w:val="22"/>
-        </w:rPr>
-        <w:t xml:space="preserve">Rob the Nest (extra-time option; Week 10 game): </w:t>
-      </w:r>
-      <w:hyperlink r:id="rId45">
-        <w:r>
-          <w:rPr>
-            <w:color w:val="0563C1"/>
-            <w:u w:val="single"/>
-            <w:sz w:val="22"/>
-            <w:rFonts w:ascii="Calibri" w:hAnsi="Calibri"/>
-          </w:rPr>
-          <w:t xml:space="preserve">Playbook game card — Rob the Nest</w:t>
-        </w:r>
-      </w:hyperlink>
-    </w:p>
-    <w:p>
-      <w:r>
-        <w:rPr>
-          <w:rFonts w:ascii="Calibri" w:hAnsi="Calibri"/>
-          <w:sz w:val="22"/>
-        </w:rPr>
-        <w:t xml:space="preserve">Rob the Nest demo: </w:t>
-      </w:r>
-      <w:hyperlink r:id="rId46">
-        <w:r>
-          <w:rPr>
-            <w:color w:val="0563C1"/>
-            <w:u w:val="single"/>
-            <w:sz w:val="22"/>
-            <w:rFonts w:ascii="Calibri" w:hAnsi="Calibri"/>
-          </w:rPr>
-          <w:t xml:space="preserve">Prime Coaching Sport YouTube</w:t>
-        </w:r>
-      </w:hyperlink>
-    </w:p>
-    <w:p>
-      <w:r>
-        <w:rPr>
-          <w:rFonts w:ascii="Calibri" w:hAnsi="Calibri"/>
-          <w:sz w:val="22"/>
-        </w:rPr>
-        <w:t xml:space="preserve">Warm-up stay-in ideas / Plan B: </w:t>
-      </w:r>
-      <w:hyperlink r:id="rId13">
-        <w:r>
-          <w:rPr>
-            <w:color w:val="0563C1"/>
-            <w:u w:val="single"/>
-            <w:sz w:val="22"/>
-            <w:rFonts w:ascii="Calibri" w:hAnsi="Calibri"/>
-          </w:rPr>
-          <w:t xml:space="preserve">Warm Up Games — No Gym, No Problem</w:t>
-        </w:r>
-      </w:hyperlink>
-    </w:p>
-    <w:p>
-      <w:r>
-        <w:rPr>
-          <w:rFonts w:ascii="Calibri" w:hAnsi="Calibri"/>
-          <w:sz w:val="22"/>
-        </w:rPr>
-        <w:t xml:space="preserve">PhysEdGames channel: </w:t>
-      </w:r>
-      <w:hyperlink r:id="rId47">
-        <w:r>
-          <w:rPr>
-            <w:color w:val="0563C1"/>
-            <w:u w:val="single"/>
-            <w:sz w:val="22"/>
-            <w:rFonts w:ascii="Calibri" w:hAnsi="Calibri"/>
-          </w:rPr>
-          <w:t xml:space="preserve">@physedgames</w:t>
-        </w:r>
-      </w:hyperlink>
-    </w:p>
-    <w:p>
-      <w:r>
-        <w:rPr>
-          <w:rFonts w:ascii="Calibri" w:hAnsi="Calibri"/>
-          <w:sz w:val="22"/>
-        </w:rPr>
-        <w:t xml:space="preserve">Coach Gelardi: </w:t>
-      </w:r>
-      <w:hyperlink r:id="rId48">
-        <w:r>
-          <w:rPr>
-            <w:color w:val="0563C1"/>
-            <w:u w:val="single"/>
-            <w:sz w:val="22"/>
-            <w:rFonts w:ascii="Calibri" w:hAnsi="Calibri"/>
-          </w:rPr>
-          <w:t xml:space="preserve">@CoachGelardi</w:t>
-        </w:r>
-      </w:hyperlink>
-    </w:p>
-    <w:p>
-      <w:r>
-        <w:rPr>
-          <w:rFonts w:ascii="Calibri" w:hAnsi="Calibri"/>
-          <w:sz w:val="22"/>
-        </w:rPr>
-        <w:t xml:space="preserve">Daly Exercise: </w:t>
-      </w:r>
-      <w:hyperlink r:id="rId49">
-        <w:r>
-          <w:rPr>
-            <w:color w:val="0563C1"/>
-            <w:u w:val="single"/>
-            <w:sz w:val="22"/>
-            <w:rFonts w:ascii="Calibri" w:hAnsi="Calibri"/>
-          </w:rPr>
-          <w:t xml:space="preserve">@Daly-Exercise</w:t>
-        </w:r>
-      </w:hyperlink>
-    </w:p>
-    <w:p>
-      <w:r>
-        <w:rPr>
-          <w:rFonts w:ascii="Calibri" w:hAnsi="Calibri"/>
-          <w:sz w:val="22"/>
-        </w:rPr>
-        <w:t xml:space="preserve">Prime Coaching Sport: </w:t>
-      </w:r>
-      <w:hyperlink r:id="rId50">
-        <w:r>
-          <w:rPr>
-            <w:color w:val="0563C1"/>
-            <w:u w:val="single"/>
-            <w:sz w:val="22"/>
-            <w:rFonts w:ascii="Calibri" w:hAnsi="Calibri"/>
-          </w:rPr>
-          <w:t xml:space="preserve">@PrimeCoachingSport</w:t>
-        </w:r>
-      </w:hyperlink>
-    </w:p>
-    <w:p>
-      <w:r>
-        <w:rPr>
-          <w:rFonts w:ascii="Calibri" w:hAnsi="Calibri"/>
-          <w:sz w:val="22"/>
-        </w:rPr>
-        <w:t xml:space="preserve">Front Range PE: </w:t>
-      </w:r>
-      <w:hyperlink r:id="rId51">
-        <w:r>
-          <w:rPr>
-            <w:color w:val="0563C1"/>
-            <w:u w:val="single"/>
-            <w:sz w:val="22"/>
-            <w:rFonts w:ascii="Calibri" w:hAnsi="Calibri"/>
-          </w:rPr>
-          <w:t xml:space="preserve">@FrontRangePE videos</w:t>
-        </w:r>
-      </w:hyperlink>
-    </w:p>
-    <w:p>
-      <w:r>
-        <w:rPr>
-          <w:rFonts w:ascii="Calibri" w:hAnsi="Calibri"/>
-          <w:b w:val="0"/>
-          <w:sz w:val="22"/>
-        </w:rPr>
-        <w:t xml:space="preserve">Floor-hockey safety in one line: two hands, blade below the knee, push not slap, no body contact, sticks down and still on the whistle.</w:t>
       </w:r>
     </w:p>
     <w:p>
